--- a/DOCS/léxico.docx
+++ b/DOCS/léxico.docx
@@ -53,31 +53,7 @@
         <w:rPr>
           <w:rFonts w:cstheme="minorHAnsi"/>
         </w:rPr>
-        <w:t xml:space="preserve"> é uma linguagem de programação</w:t>
-      </w:r>
-      <w:r>
-        <w:rPr>
-          <w:rFonts w:cstheme="minorHAnsi"/>
-        </w:rPr>
-        <w:t xml:space="preserve"> de alto nível, interpretada e versátil,</w:t>
-      </w:r>
-      <w:r>
-        <w:rPr>
-          <w:rFonts w:cstheme="minorHAnsi"/>
-        </w:rPr>
-        <w:t xml:space="preserve"> utilizada </w:t>
-      </w:r>
-      <w:r>
-        <w:rPr>
-          <w:rFonts w:cstheme="minorHAnsi"/>
-        </w:rPr>
-        <w:t xml:space="preserve">principalmente </w:t>
-      </w:r>
-      <w:r>
-        <w:rPr>
-          <w:rFonts w:cstheme="minorHAnsi"/>
-        </w:rPr>
-        <w:t>para criar interatividade e funcionalidades dinâmicas em páginas e aplicações web.</w:t>
+        <w:t xml:space="preserve"> é uma linguagem de programação de alto nível, interpretada e versátil, utilizada principalmente para criar interatividade e funcionalidades dinâmicas em páginas e aplicações web.</w:t>
       </w:r>
     </w:p>
     <w:p>
@@ -105,40 +81,27 @@
       <w:pPr>
         <w:rPr>
           <w:rFonts w:cstheme="minorHAnsi"/>
-          <w:lang w:val="en-US"/>
         </w:rPr>
       </w:pPr>
+      <w:r>
+        <w:rPr>
+          <w:rFonts w:cstheme="minorHAnsi"/>
+        </w:rPr>
+        <w:t xml:space="preserve">Palavras reservadas do </w:t>
+      </w:r>
       <w:proofErr w:type="spellStart"/>
       <w:r>
         <w:rPr>
           <w:rFonts w:cstheme="minorHAnsi"/>
-          <w:lang w:val="en-US"/>
         </w:rPr>
-        <w:t>Palavras</w:t>
+        <w:t>ECMAScript</w:t>
       </w:r>
       <w:proofErr w:type="spellEnd"/>
       <w:r>
         <w:rPr>
           <w:rFonts w:cstheme="minorHAnsi"/>
-          <w:lang w:val="en-US"/>
         </w:rPr>
-        <w:t xml:space="preserve"> </w:t>
-      </w:r>
-      <w:proofErr w:type="spellStart"/>
-      <w:r>
-        <w:rPr>
-          <w:rFonts w:cstheme="minorHAnsi"/>
-          <w:lang w:val="en-US"/>
-        </w:rPr>
-        <w:t>reservadas</w:t>
-      </w:r>
-      <w:proofErr w:type="spellEnd"/>
-      <w:r>
-        <w:rPr>
-          <w:rFonts w:cstheme="minorHAnsi"/>
-          <w:lang w:val="en-US"/>
-        </w:rPr>
-        <w:t xml:space="preserve"> do ECMAScript 2015:</w:t>
+        <w:t xml:space="preserve"> 2015:</w:t>
       </w:r>
     </w:p>
     <w:tbl>
@@ -998,6 +961,312 @@
               </w:r>
             </w:hyperlink>
           </w:p>
+        </w:tc>
+      </w:tr>
+      <w:tr>
+        <w:tc>
+          <w:tcPr>
+            <w:tcW w:w="1555" w:type="dxa"/>
+          </w:tcPr>
+          <w:p>
+            <w:proofErr w:type="spellStart"/>
+            <w:r>
+              <w:t>await</w:t>
+            </w:r>
+            <w:proofErr w:type="spellEnd"/>
+          </w:p>
+        </w:tc>
+        <w:tc>
+          <w:tcPr>
+            <w:tcW w:w="1559" w:type="dxa"/>
+          </w:tcPr>
+          <w:p>
+            <w:pPr>
+              <w:rPr>
+                <w:rFonts w:cstheme="minorHAnsi"/>
+              </w:rPr>
+            </w:pPr>
+            <w:proofErr w:type="spellStart"/>
+            <w:r>
+              <w:rPr>
+                <w:rFonts w:cstheme="minorHAnsi"/>
+              </w:rPr>
+              <w:t>protected</w:t>
+            </w:r>
+            <w:proofErr w:type="spellEnd"/>
+          </w:p>
+        </w:tc>
+        <w:tc>
+          <w:tcPr>
+            <w:tcW w:w="1417" w:type="dxa"/>
+          </w:tcPr>
+          <w:p>
+            <w:proofErr w:type="spellStart"/>
+            <w:r>
+              <w:t>static</w:t>
+            </w:r>
+            <w:proofErr w:type="spellEnd"/>
+          </w:p>
+        </w:tc>
+      </w:tr>
+      <w:tr>
+        <w:tc>
+          <w:tcPr>
+            <w:tcW w:w="1555" w:type="dxa"/>
+          </w:tcPr>
+          <w:p>
+            <w:proofErr w:type="spellStart"/>
+            <w:r>
+              <w:t>private</w:t>
+            </w:r>
+            <w:proofErr w:type="spellEnd"/>
+          </w:p>
+        </w:tc>
+        <w:tc>
+          <w:tcPr>
+            <w:tcW w:w="1559" w:type="dxa"/>
+          </w:tcPr>
+          <w:p>
+            <w:pPr>
+              <w:rPr>
+                <w:rFonts w:cstheme="minorHAnsi"/>
+              </w:rPr>
+            </w:pPr>
+            <w:proofErr w:type="spellStart"/>
+            <w:r>
+              <w:rPr>
+                <w:rFonts w:cstheme="minorHAnsi"/>
+              </w:rPr>
+              <w:t>public</w:t>
+            </w:r>
+            <w:proofErr w:type="spellEnd"/>
+          </w:p>
+        </w:tc>
+        <w:tc>
+          <w:tcPr>
+            <w:tcW w:w="1417" w:type="dxa"/>
+          </w:tcPr>
+          <w:p>
+            <w:proofErr w:type="spellStart"/>
+            <w:r>
+              <w:t>let</w:t>
+            </w:r>
+            <w:proofErr w:type="spellEnd"/>
+          </w:p>
+        </w:tc>
+      </w:tr>
+      <w:tr>
+        <w:tc>
+          <w:tcPr>
+            <w:tcW w:w="1555" w:type="dxa"/>
+          </w:tcPr>
+          <w:p>
+            <w:r>
+              <w:t>abstract</w:t>
+            </w:r>
+          </w:p>
+        </w:tc>
+        <w:tc>
+          <w:tcPr>
+            <w:tcW w:w="1559" w:type="dxa"/>
+          </w:tcPr>
+          <w:p>
+            <w:pPr>
+              <w:rPr>
+                <w:rFonts w:cstheme="minorHAnsi"/>
+                <w:lang w:val="en-US"/>
+              </w:rPr>
+            </w:pPr>
+            <w:proofErr w:type="spellStart"/>
+            <w:r>
+              <w:rPr>
+                <w:rFonts w:cstheme="minorHAnsi"/>
+                <w:lang w:val="en-US"/>
+              </w:rPr>
+              <w:t>boolean</w:t>
+            </w:r>
+            <w:proofErr w:type="spellEnd"/>
+          </w:p>
+        </w:tc>
+        <w:tc>
+          <w:tcPr>
+            <w:tcW w:w="1417" w:type="dxa"/>
+          </w:tcPr>
+          <w:p>
+            <w:r>
+              <w:t>byte</w:t>
+            </w:r>
+          </w:p>
+        </w:tc>
+      </w:tr>
+      <w:tr>
+        <w:tc>
+          <w:tcPr>
+            <w:tcW w:w="1555" w:type="dxa"/>
+          </w:tcPr>
+          <w:p>
+            <w:r>
+              <w:t>char</w:t>
+            </w:r>
+          </w:p>
+        </w:tc>
+        <w:tc>
+          <w:tcPr>
+            <w:tcW w:w="1559" w:type="dxa"/>
+          </w:tcPr>
+          <w:p>
+            <w:pPr>
+              <w:rPr>
+                <w:rFonts w:cstheme="minorHAnsi"/>
+                <w:lang w:val="en-US"/>
+              </w:rPr>
+            </w:pPr>
+            <w:r>
+              <w:rPr>
+                <w:rFonts w:cstheme="minorHAnsi"/>
+                <w:lang w:val="en-US"/>
+              </w:rPr>
+              <w:t>double</w:t>
+            </w:r>
+          </w:p>
+        </w:tc>
+        <w:tc>
+          <w:tcPr>
+            <w:tcW w:w="1417" w:type="dxa"/>
+          </w:tcPr>
+          <w:p>
+            <w:r>
+              <w:t>final</w:t>
+            </w:r>
+          </w:p>
+        </w:tc>
+      </w:tr>
+      <w:tr>
+        <w:tc>
+          <w:tcPr>
+            <w:tcW w:w="1555" w:type="dxa"/>
+          </w:tcPr>
+          <w:p>
+            <w:proofErr w:type="spellStart"/>
+            <w:r>
+              <w:t>float</w:t>
+            </w:r>
+            <w:proofErr w:type="spellEnd"/>
+          </w:p>
+        </w:tc>
+        <w:tc>
+          <w:tcPr>
+            <w:tcW w:w="1559" w:type="dxa"/>
+          </w:tcPr>
+          <w:p>
+            <w:pPr>
+              <w:rPr>
+                <w:rFonts w:cstheme="minorHAnsi"/>
+                <w:lang w:val="en-US"/>
+              </w:rPr>
+            </w:pPr>
+            <w:r>
+              <w:rPr>
+                <w:rFonts w:cstheme="minorHAnsi"/>
+                <w:lang w:val="en-US"/>
+              </w:rPr>
+              <w:t>int</w:t>
+            </w:r>
+          </w:p>
+        </w:tc>
+        <w:tc>
+          <w:tcPr>
+            <w:tcW w:w="1417" w:type="dxa"/>
+          </w:tcPr>
+          <w:p>
+            <w:proofErr w:type="spellStart"/>
+            <w:r>
+              <w:t>long</w:t>
+            </w:r>
+            <w:proofErr w:type="spellEnd"/>
+          </w:p>
+        </w:tc>
+      </w:tr>
+      <w:tr>
+        <w:tc>
+          <w:tcPr>
+            <w:tcW w:w="1555" w:type="dxa"/>
+          </w:tcPr>
+          <w:p>
+            <w:r>
+              <w:t>short</w:t>
+            </w:r>
+          </w:p>
+        </w:tc>
+        <w:tc>
+          <w:tcPr>
+            <w:tcW w:w="1559" w:type="dxa"/>
+          </w:tcPr>
+          <w:p>
+            <w:pPr>
+              <w:rPr>
+                <w:rFonts w:cstheme="minorHAnsi"/>
+                <w:lang w:val="en-US"/>
+              </w:rPr>
+            </w:pPr>
+            <w:r>
+              <w:rPr>
+                <w:rFonts w:cstheme="minorHAnsi"/>
+                <w:lang w:val="en-US"/>
+              </w:rPr>
+              <w:t>true</w:t>
+            </w:r>
+          </w:p>
+        </w:tc>
+        <w:tc>
+          <w:tcPr>
+            <w:tcW w:w="1417" w:type="dxa"/>
+          </w:tcPr>
+          <w:p>
+            <w:r>
+              <w:t>false</w:t>
+            </w:r>
+          </w:p>
+        </w:tc>
+      </w:tr>
+      <w:tr>
+        <w:tc>
+          <w:tcPr>
+            <w:tcW w:w="1555" w:type="dxa"/>
+          </w:tcPr>
+          <w:p>
+            <w:proofErr w:type="spellStart"/>
+            <w:r>
+              <w:t>null</w:t>
+            </w:r>
+            <w:proofErr w:type="spellEnd"/>
+          </w:p>
+        </w:tc>
+        <w:tc>
+          <w:tcPr>
+            <w:tcW w:w="1559" w:type="dxa"/>
+          </w:tcPr>
+          <w:p>
+            <w:pPr>
+              <w:rPr>
+                <w:rFonts w:cstheme="minorHAnsi"/>
+              </w:rPr>
+            </w:pPr>
+            <w:proofErr w:type="spellStart"/>
+            <w:r>
+              <w:rPr>
+                <w:rFonts w:cstheme="minorHAnsi"/>
+              </w:rPr>
+              <w:t>undefined</w:t>
+            </w:r>
+            <w:proofErr w:type="spellEnd"/>
+          </w:p>
+        </w:tc>
+        <w:tc>
+          <w:tcPr>
+            <w:tcW w:w="1417" w:type="dxa"/>
+          </w:tcPr>
+          <w:p/>
         </w:tc>
       </w:tr>
     </w:tbl>
@@ -1017,6 +1286,7 @@
           <w:bCs/>
           <w:sz w:val="28"/>
           <w:szCs w:val="28"/>
+          <w:u w:val="single"/>
           <w:lang w:val="en-US"/>
         </w:rPr>
       </w:pPr>
@@ -5493,6 +5763,7 @@
               <w:rPr>
                 <w:rFonts w:cstheme="minorHAnsi"/>
               </w:rPr>
+              <w:lastRenderedPageBreak/>
               <w:t>9</w:t>
             </w:r>
           </w:p>
@@ -5969,7 +6240,6 @@
               <w:rPr>
                 <w:rFonts w:cstheme="minorHAnsi"/>
               </w:rPr>
-              <w:lastRenderedPageBreak/>
               <w:t>5</w:t>
             </w:r>
           </w:p>
@@ -8113,6 +8383,7 @@
           <w:sz w:val="28"/>
           <w:szCs w:val="28"/>
         </w:rPr>
+        <w:lastRenderedPageBreak/>
         <w:t>4. Identificadores</w:t>
       </w:r>
     </w:p>
@@ -8225,6 +8496,7 @@
       <w:pPr>
         <w:rPr>
           <w:rFonts w:cstheme="minorHAnsi"/>
+          <w:lang w:val="en-US"/>
         </w:rPr>
       </w:pPr>
       <w:r>
@@ -8232,7 +8504,6 @@
           <w:rFonts w:cstheme="minorHAnsi"/>
           <w:lang w:val="en-US"/>
         </w:rPr>
-        <w:lastRenderedPageBreak/>
         <w:t>Ex</w:t>
       </w:r>
       <w:r>
@@ -8326,6 +8597,7 @@
           <w:bCs/>
           <w:sz w:val="28"/>
           <w:szCs w:val="28"/>
+          <w:lang w:val="en-US"/>
         </w:rPr>
       </w:pPr>
     </w:p>
